--- a/Memorandum.docx
+++ b/Memorandum.docx
@@ -4,6 +4,7 @@
   <w:body>
     <w:p>
       <w:pPr>
+        <w:spacing w:line="240" w:lineRule="auto"/>
         <w:jc w:val="center"/>
         <w:rPr>
           <w:rFonts w:ascii="Arial" w:hAnsi="Arial" w:cs="Arial"/>
@@ -28,6 +29,26 @@
     </w:p>
     <w:p>
       <w:pPr>
+        <w:spacing w:line="240" w:lineRule="auto"/>
+        <w:jc w:val="both"/>
+        <w:rPr>
+          <w:rFonts w:ascii="Arial" w:hAnsi="Arial" w:cs="Arial"/>
+          <w:sz w:val="20"/>
+          <w:szCs w:val="20"/>
+        </w:rPr>
+      </w:pPr>
+      <w:r>
+        <w:rPr>
+          <w:rFonts w:ascii="Arial" w:hAnsi="Arial" w:cs="Arial"/>
+          <w:sz w:val="20"/>
+          <w:szCs w:val="20"/>
+        </w:rPr>
+        <w:t>The task is to create a partially autonomous system for session catering.</w:t>
+      </w:r>
+    </w:p>
+    <w:p>
+      <w:pPr>
+        <w:spacing w:line="240" w:lineRule="auto"/>
         <w:jc w:val="both"/>
         <w:rPr>
           <w:rFonts w:ascii="Arial" w:hAnsi="Arial" w:cs="Arial"/>
@@ -45,14 +66,292 @@
           <w:sz w:val="24"/>
           <w:szCs w:val="24"/>
         </w:rPr>
+        <w:t xml:space="preserve">Key </w:t>
+      </w:r>
+      <w:r>
+        <w:rPr>
+          <w:rFonts w:ascii="Arial" w:hAnsi="Arial" w:cs="Arial"/>
+          <w:b/>
+          <w:bCs/>
+          <w:sz w:val="24"/>
+          <w:szCs w:val="24"/>
+        </w:rPr>
         <w:t>Requirements</w:t>
       </w:r>
     </w:p>
     <w:p>
       <w:pPr>
+        <w:pStyle w:val="ListParagraph"/>
+        <w:numPr>
+          <w:ilvl w:val="0"/>
+          <w:numId w:val="2"/>
+        </w:numPr>
+        <w:spacing w:line="240" w:lineRule="auto"/>
         <w:jc w:val="both"/>
         <w:rPr>
           <w:rFonts w:ascii="Arial" w:hAnsi="Arial" w:cs="Arial"/>
+          <w:sz w:val="20"/>
+          <w:szCs w:val="20"/>
+        </w:rPr>
+      </w:pPr>
+      <w:r>
+        <w:rPr>
+          <w:rFonts w:ascii="Arial" w:hAnsi="Arial" w:cs="Arial"/>
+          <w:sz w:val="20"/>
+          <w:szCs w:val="20"/>
+        </w:rPr>
+        <w:t>Create a structured and organised database to replace the csv/pdf mess</w:t>
+      </w:r>
+    </w:p>
+    <w:p>
+      <w:pPr>
+        <w:pStyle w:val="ListParagraph"/>
+        <w:numPr>
+          <w:ilvl w:val="0"/>
+          <w:numId w:val="2"/>
+        </w:numPr>
+        <w:spacing w:line="240" w:lineRule="auto"/>
+        <w:jc w:val="both"/>
+        <w:rPr>
+          <w:rFonts w:ascii="Arial" w:hAnsi="Arial" w:cs="Arial"/>
+          <w:sz w:val="20"/>
+          <w:szCs w:val="20"/>
+        </w:rPr>
+      </w:pPr>
+      <w:r>
+        <w:rPr>
+          <w:rFonts w:ascii="Arial" w:hAnsi="Arial" w:cs="Arial"/>
+          <w:sz w:val="20"/>
+          <w:szCs w:val="20"/>
+        </w:rPr>
+        <w:t>Create some level of automation to produce catering orders</w:t>
+      </w:r>
+    </w:p>
+    <w:p>
+      <w:pPr>
+        <w:pStyle w:val="ListParagraph"/>
+        <w:numPr>
+          <w:ilvl w:val="0"/>
+          <w:numId w:val="2"/>
+        </w:numPr>
+        <w:spacing w:line="240" w:lineRule="auto"/>
+        <w:jc w:val="both"/>
+        <w:rPr>
+          <w:rFonts w:ascii="Arial" w:hAnsi="Arial" w:cs="Arial"/>
+          <w:sz w:val="20"/>
+          <w:szCs w:val="20"/>
+        </w:rPr>
+      </w:pPr>
+      <w:r>
+        <w:rPr>
+          <w:rFonts w:ascii="Arial" w:hAnsi="Arial" w:cs="Arial"/>
+          <w:sz w:val="20"/>
+          <w:szCs w:val="20"/>
+        </w:rPr>
+        <w:t>Deliver some interface for Carmen to interact with when placing orders</w:t>
+      </w:r>
+    </w:p>
+    <w:p>
+      <w:pPr>
+        <w:pStyle w:val="ListParagraph"/>
+        <w:numPr>
+          <w:ilvl w:val="0"/>
+          <w:numId w:val="2"/>
+        </w:numPr>
+        <w:spacing w:line="240" w:lineRule="auto"/>
+        <w:jc w:val="both"/>
+        <w:rPr>
+          <w:rFonts w:ascii="Arial" w:hAnsi="Arial" w:cs="Arial"/>
+          <w:sz w:val="20"/>
+          <w:szCs w:val="20"/>
+        </w:rPr>
+      </w:pPr>
+      <w:r>
+        <w:rPr>
+          <w:rFonts w:ascii="Arial" w:hAnsi="Arial" w:cs="Arial"/>
+          <w:sz w:val="20"/>
+          <w:szCs w:val="20"/>
+        </w:rPr>
+        <w:t>Create an interface to ingest new data that may need to be added.</w:t>
+      </w:r>
+    </w:p>
+    <w:p>
+      <w:pPr>
+        <w:spacing w:line="240" w:lineRule="auto"/>
+        <w:jc w:val="both"/>
+        <w:rPr>
+          <w:rFonts w:ascii="Arial" w:hAnsi="Arial" w:cs="Arial"/>
+          <w:b/>
+          <w:bCs/>
+          <w:sz w:val="24"/>
+          <w:szCs w:val="24"/>
+        </w:rPr>
+      </w:pPr>
+      <w:r>
+        <w:rPr>
+          <w:rFonts w:ascii="Arial" w:hAnsi="Arial" w:cs="Arial"/>
+          <w:b/>
+          <w:bCs/>
+          <w:sz w:val="24"/>
+          <w:szCs w:val="24"/>
+        </w:rPr>
+        <w:t>Automation ideas (in priority order)</w:t>
+      </w:r>
+    </w:p>
+    <w:p>
+      <w:pPr>
+        <w:pStyle w:val="ListParagraph"/>
+        <w:numPr>
+          <w:ilvl w:val="0"/>
+          <w:numId w:val="3"/>
+        </w:numPr>
+        <w:spacing w:line="240" w:lineRule="auto"/>
+        <w:jc w:val="both"/>
+        <w:rPr>
+          <w:rFonts w:ascii="Arial" w:hAnsi="Arial" w:cs="Arial"/>
+          <w:sz w:val="20"/>
+          <w:szCs w:val="20"/>
+        </w:rPr>
+      </w:pPr>
+      <w:r>
+        <w:rPr>
+          <w:rFonts w:ascii="Arial" w:hAnsi="Arial" w:cs="Arial"/>
+          <w:sz w:val="20"/>
+          <w:szCs w:val="20"/>
+        </w:rPr>
+        <w:t>Automate order creation for fixed caterers and fixed number of students</w:t>
+      </w:r>
+    </w:p>
+    <w:p>
+      <w:pPr>
+        <w:pStyle w:val="ListParagraph"/>
+        <w:numPr>
+          <w:ilvl w:val="0"/>
+          <w:numId w:val="3"/>
+        </w:numPr>
+        <w:spacing w:line="240" w:lineRule="auto"/>
+        <w:jc w:val="both"/>
+        <w:rPr>
+          <w:rFonts w:ascii="Arial" w:hAnsi="Arial" w:cs="Arial"/>
+          <w:sz w:val="20"/>
+          <w:szCs w:val="20"/>
+        </w:rPr>
+      </w:pPr>
+      <w:r>
+        <w:rPr>
+          <w:rFonts w:ascii="Arial" w:hAnsi="Arial" w:cs="Arial"/>
+          <w:sz w:val="20"/>
+          <w:szCs w:val="20"/>
+        </w:rPr>
+        <w:t>Factor in absences</w:t>
+      </w:r>
+    </w:p>
+    <w:p>
+      <w:pPr>
+        <w:pStyle w:val="ListParagraph"/>
+        <w:numPr>
+          <w:ilvl w:val="0"/>
+          <w:numId w:val="3"/>
+        </w:numPr>
+        <w:spacing w:line="240" w:lineRule="auto"/>
+        <w:jc w:val="both"/>
+        <w:rPr>
+          <w:rFonts w:ascii="Arial" w:hAnsi="Arial" w:cs="Arial"/>
+          <w:sz w:val="20"/>
+          <w:szCs w:val="20"/>
+        </w:rPr>
+      </w:pPr>
+      <w:r>
+        <w:rPr>
+          <w:rFonts w:ascii="Arial" w:hAnsi="Arial" w:cs="Arial"/>
+          <w:sz w:val="20"/>
+          <w:szCs w:val="20"/>
+        </w:rPr>
+        <w:t>Optimise for price</w:t>
+      </w:r>
+    </w:p>
+    <w:p>
+      <w:pPr>
+        <w:pStyle w:val="ListParagraph"/>
+        <w:numPr>
+          <w:ilvl w:val="0"/>
+          <w:numId w:val="3"/>
+        </w:numPr>
+        <w:spacing w:line="240" w:lineRule="auto"/>
+        <w:jc w:val="both"/>
+        <w:rPr>
+          <w:rFonts w:ascii="Arial" w:hAnsi="Arial" w:cs="Arial"/>
+          <w:sz w:val="20"/>
+          <w:szCs w:val="20"/>
+        </w:rPr>
+      </w:pPr>
+      <w:r>
+        <w:rPr>
+          <w:rFonts w:ascii="Arial" w:hAnsi="Arial" w:cs="Arial"/>
+          <w:sz w:val="20"/>
+          <w:szCs w:val="20"/>
+        </w:rPr>
+        <w:t>Include manager feedback</w:t>
+      </w:r>
+      <w:r>
+        <w:rPr>
+          <w:rFonts w:ascii="Arial" w:hAnsi="Arial" w:cs="Arial"/>
+          <w:sz w:val="20"/>
+          <w:szCs w:val="20"/>
+        </w:rPr>
+        <w:t xml:space="preserve"> and detect quality drift</w:t>
+      </w:r>
+    </w:p>
+    <w:p>
+      <w:pPr>
+        <w:spacing w:line="240" w:lineRule="auto"/>
+        <w:jc w:val="both"/>
+        <w:rPr>
+          <w:rFonts w:ascii="Arial" w:hAnsi="Arial" w:cs="Arial"/>
+          <w:b/>
+          <w:bCs/>
+          <w:sz w:val="24"/>
+          <w:szCs w:val="24"/>
+        </w:rPr>
+      </w:pPr>
+      <w:r>
+        <w:rPr>
+          <w:rFonts w:ascii="Arial" w:hAnsi="Arial" w:cs="Arial"/>
+          <w:b/>
+          <w:bCs/>
+          <w:sz w:val="24"/>
+          <w:szCs w:val="24"/>
+        </w:rPr>
+        <w:t>Philosophy</w:t>
+      </w:r>
+    </w:p>
+    <w:p>
+      <w:pPr>
+        <w:spacing w:line="240" w:lineRule="auto"/>
+        <w:jc w:val="both"/>
+        <w:rPr>
+          <w:rFonts w:ascii="Arial" w:hAnsi="Arial" w:cs="Arial"/>
+          <w:sz w:val="20"/>
+          <w:szCs w:val="20"/>
+        </w:rPr>
+      </w:pPr>
+      <w:r>
+        <w:rPr>
+          <w:rFonts w:ascii="Arial" w:hAnsi="Arial" w:cs="Arial"/>
+          <w:sz w:val="20"/>
+          <w:szCs w:val="20"/>
+        </w:rPr>
+        <w:t>Design something stupidly simple that works first, then extend repeatedly, ensuring a stable functional version is created after every extension.</w:t>
+      </w:r>
+    </w:p>
+    <w:p>
+      <w:pPr>
+        <w:spacing w:line="240" w:lineRule="auto"/>
+        <w:jc w:val="both"/>
+        <w:rPr>
+          <w:rFonts w:ascii="Arial" w:hAnsi="Arial" w:cs="Arial"/>
+          <w:sz w:val="20"/>
+          <w:szCs w:val="20"/>
         </w:rPr>
       </w:pPr>
     </w:p>
@@ -64,6 +363,333 @@
     </w:sectPr>
   </w:body>
 </w:document>
+</file>
+
+<file path=word/numbering.xml><?xml version="1.0" encoding="utf-8"?>
+<w:numbering xmlns:wpc="http://schemas.microsoft.com/office/word/2010/wordprocessingCanvas" xmlns:cx="http://schemas.microsoft.com/office/drawing/2014/chartex" xmlns:cx1="http://schemas.microsoft.com/office/drawing/2015/9/8/chartex" xmlns:cx2="http://schemas.microsoft.com/office/drawing/2015/10/21/chartex" xmlns:cx3="http://schemas.microsoft.com/office/drawing/2016/5/9/chartex" xmlns:cx4="http://schemas.microsoft.com/office/drawing/2016/5/10/chartex" xmlns:cx5="http://schemas.microsoft.com/office/drawing/2016/5/11/chartex" xmlns:cx6="http://schemas.microsoft.com/office/drawing/2016/5/12/chartex" xmlns:cx7="http://schemas.microsoft.com/office/drawing/2016/5/13/chartex" xmlns:cx8="http://schemas.microsoft.com/office/drawing/2016/5/14/chartex" xmlns:mc="http://schemas.openxmlformats.org/markup-compatibility/2006" xmlns:aink="http://schemas.microsoft.com/office/drawing/2016/ink" xmlns:am3d="http://schemas.microsoft.com/office/drawing/2017/model3d" xmlns:o="urn:schemas-microsoft-com:office:office" xmlns:oel="http://schemas.microsoft.com/office/2019/extlst" xmlns:r="http://schemas.openxmlformats.org/officeDocument/2006/relationships" xmlns:m="http://schemas.openxmlformats.org/officeDocument/2006/math" xmlns:v="urn:schemas-microsoft-com:vml" xmlns:wp14="http://schemas.microsoft.com/office/word/2010/wordprocessingDrawing" xmlns:wp="http://schemas.openxmlformats.org/drawingml/2006/wordprocessingDrawing" xmlns:w10="urn:schemas-microsoft-com:office:word" xmlns:w="http://schemas.openxmlformats.org/wordprocessingml/2006/main" xmlns:w14="http://schemas.microsoft.com/office/word/2010/wordml" xmlns:w15="http://schemas.microsoft.com/office/word/2012/wordml" xmlns:w16cex="http://schemas.microsoft.com/office/word/2018/wordml/cex" xmlns:w16cid="http://schemas.microsoft.com/office/word/2016/wordml/cid" xmlns:w16="http://schemas.microsoft.com/office/word/2018/wordml" xmlns:w16du="http://schemas.microsoft.com/office/word/2023/wordml/word16du" xmlns:w16sdtdh="http://schemas.microsoft.com/office/word/2020/wordml/sdtdatahash" xmlns:w16sdtfl="http://schemas.microsoft.com/office/word/2024/wordml/sdtformatlock" xmlns:w16se="http://schemas.microsoft.com/office/word/2015/wordml/symex" xmlns:wpg="http://schemas.microsoft.com/office/word/2010/wordprocessingGroup" xmlns:wpi="http://schemas.microsoft.com/office/word/2010/wordprocessingInk" xmlns:wne="http://schemas.microsoft.com/office/word/2006/wordml" xmlns:wps="http://schemas.microsoft.com/office/word/2010/wordprocessingShape" mc:Ignorable="w14 w15 w16se w16cid w16 w16cex w16sdtdh w16sdtfl w16du wp14">
+  <w:abstractNum w:abstractNumId="0" w15:restartNumberingAfterBreak="0">
+    <w:nsid w:val="42365D56"/>
+    <w:multiLevelType w:val="hybridMultilevel"/>
+    <w:tmpl w:val="0BDE8138"/>
+    <w:lvl w:ilvl="0" w:tplc="5AA4B6FA">
+      <w:numFmt w:val="bullet"/>
+      <w:lvlText w:val="-"/>
+      <w:lvlJc w:val="left"/>
+      <w:pPr>
+        <w:ind w:left="720" w:hanging="360"/>
+      </w:pPr>
+      <w:rPr>
+        <w:rFonts w:ascii="Arial" w:eastAsiaTheme="minorHAnsi" w:hAnsi="Arial" w:cs="Arial" w:hint="default"/>
+      </w:rPr>
+    </w:lvl>
+    <w:lvl w:ilvl="1" w:tplc="0C090003" w:tentative="1">
+      <w:start w:val="1"/>
+      <w:numFmt w:val="bullet"/>
+      <w:lvlText w:val="o"/>
+      <w:lvlJc w:val="left"/>
+      <w:pPr>
+        <w:ind w:left="1440" w:hanging="360"/>
+      </w:pPr>
+      <w:rPr>
+        <w:rFonts w:ascii="Courier New" w:hAnsi="Courier New" w:cs="Courier New" w:hint="default"/>
+      </w:rPr>
+    </w:lvl>
+    <w:lvl w:ilvl="2" w:tplc="0C090005" w:tentative="1">
+      <w:start w:val="1"/>
+      <w:numFmt w:val="bullet"/>
+      <w:lvlText w:val=""/>
+      <w:lvlJc w:val="left"/>
+      <w:pPr>
+        <w:ind w:left="2160" w:hanging="360"/>
+      </w:pPr>
+      <w:rPr>
+        <w:rFonts w:ascii="Wingdings" w:hAnsi="Wingdings" w:hint="default"/>
+      </w:rPr>
+    </w:lvl>
+    <w:lvl w:ilvl="3" w:tplc="0C090001" w:tentative="1">
+      <w:start w:val="1"/>
+      <w:numFmt w:val="bullet"/>
+      <w:lvlText w:val=""/>
+      <w:lvlJc w:val="left"/>
+      <w:pPr>
+        <w:ind w:left="2880" w:hanging="360"/>
+      </w:pPr>
+      <w:rPr>
+        <w:rFonts w:ascii="Symbol" w:hAnsi="Symbol" w:hint="default"/>
+      </w:rPr>
+    </w:lvl>
+    <w:lvl w:ilvl="4" w:tplc="0C090003" w:tentative="1">
+      <w:start w:val="1"/>
+      <w:numFmt w:val="bullet"/>
+      <w:lvlText w:val="o"/>
+      <w:lvlJc w:val="left"/>
+      <w:pPr>
+        <w:ind w:left="3600" w:hanging="360"/>
+      </w:pPr>
+      <w:rPr>
+        <w:rFonts w:ascii="Courier New" w:hAnsi="Courier New" w:cs="Courier New" w:hint="default"/>
+      </w:rPr>
+    </w:lvl>
+    <w:lvl w:ilvl="5" w:tplc="0C090005" w:tentative="1">
+      <w:start w:val="1"/>
+      <w:numFmt w:val="bullet"/>
+      <w:lvlText w:val=""/>
+      <w:lvlJc w:val="left"/>
+      <w:pPr>
+        <w:ind w:left="4320" w:hanging="360"/>
+      </w:pPr>
+      <w:rPr>
+        <w:rFonts w:ascii="Wingdings" w:hAnsi="Wingdings" w:hint="default"/>
+      </w:rPr>
+    </w:lvl>
+    <w:lvl w:ilvl="6" w:tplc="0C090001" w:tentative="1">
+      <w:start w:val="1"/>
+      <w:numFmt w:val="bullet"/>
+      <w:lvlText w:val=""/>
+      <w:lvlJc w:val="left"/>
+      <w:pPr>
+        <w:ind w:left="5040" w:hanging="360"/>
+      </w:pPr>
+      <w:rPr>
+        <w:rFonts w:ascii="Symbol" w:hAnsi="Symbol" w:hint="default"/>
+      </w:rPr>
+    </w:lvl>
+    <w:lvl w:ilvl="7" w:tplc="0C090003" w:tentative="1">
+      <w:start w:val="1"/>
+      <w:numFmt w:val="bullet"/>
+      <w:lvlText w:val="o"/>
+      <w:lvlJc w:val="left"/>
+      <w:pPr>
+        <w:ind w:left="5760" w:hanging="360"/>
+      </w:pPr>
+      <w:rPr>
+        <w:rFonts w:ascii="Courier New" w:hAnsi="Courier New" w:cs="Courier New" w:hint="default"/>
+      </w:rPr>
+    </w:lvl>
+    <w:lvl w:ilvl="8" w:tplc="0C090005" w:tentative="1">
+      <w:start w:val="1"/>
+      <w:numFmt w:val="bullet"/>
+      <w:lvlText w:val=""/>
+      <w:lvlJc w:val="left"/>
+      <w:pPr>
+        <w:ind w:left="6480" w:hanging="360"/>
+      </w:pPr>
+      <w:rPr>
+        <w:rFonts w:ascii="Wingdings" w:hAnsi="Wingdings" w:hint="default"/>
+      </w:rPr>
+    </w:lvl>
+  </w:abstractNum>
+  <w:abstractNum w:abstractNumId="1" w15:restartNumberingAfterBreak="0">
+    <w:nsid w:val="64933710"/>
+    <w:multiLevelType w:val="hybridMultilevel"/>
+    <w:tmpl w:val="A0E623CE"/>
+    <w:lvl w:ilvl="0" w:tplc="0C09000F">
+      <w:start w:val="1"/>
+      <w:numFmt w:val="decimal"/>
+      <w:lvlText w:val="%1."/>
+      <w:lvlJc w:val="left"/>
+      <w:pPr>
+        <w:ind w:left="720" w:hanging="360"/>
+      </w:pPr>
+      <w:rPr>
+        <w:rFonts w:hint="default"/>
+      </w:rPr>
+    </w:lvl>
+    <w:lvl w:ilvl="1" w:tplc="0C090019" w:tentative="1">
+      <w:start w:val="1"/>
+      <w:numFmt w:val="lowerLetter"/>
+      <w:lvlText w:val="%2."/>
+      <w:lvlJc w:val="left"/>
+      <w:pPr>
+        <w:ind w:left="1440" w:hanging="360"/>
+      </w:pPr>
+    </w:lvl>
+    <w:lvl w:ilvl="2" w:tplc="0C09001B" w:tentative="1">
+      <w:start w:val="1"/>
+      <w:numFmt w:val="lowerRoman"/>
+      <w:lvlText w:val="%3."/>
+      <w:lvlJc w:val="right"/>
+      <w:pPr>
+        <w:ind w:left="2160" w:hanging="180"/>
+      </w:pPr>
+    </w:lvl>
+    <w:lvl w:ilvl="3" w:tplc="0C09000F" w:tentative="1">
+      <w:start w:val="1"/>
+      <w:numFmt w:val="decimal"/>
+      <w:lvlText w:val="%4."/>
+      <w:lvlJc w:val="left"/>
+      <w:pPr>
+        <w:ind w:left="2880" w:hanging="360"/>
+      </w:pPr>
+    </w:lvl>
+    <w:lvl w:ilvl="4" w:tplc="0C090019" w:tentative="1">
+      <w:start w:val="1"/>
+      <w:numFmt w:val="lowerLetter"/>
+      <w:lvlText w:val="%5."/>
+      <w:lvlJc w:val="left"/>
+      <w:pPr>
+        <w:ind w:left="3600" w:hanging="360"/>
+      </w:pPr>
+    </w:lvl>
+    <w:lvl w:ilvl="5" w:tplc="0C09001B" w:tentative="1">
+      <w:start w:val="1"/>
+      <w:numFmt w:val="lowerRoman"/>
+      <w:lvlText w:val="%6."/>
+      <w:lvlJc w:val="right"/>
+      <w:pPr>
+        <w:ind w:left="4320" w:hanging="180"/>
+      </w:pPr>
+    </w:lvl>
+    <w:lvl w:ilvl="6" w:tplc="0C09000F" w:tentative="1">
+      <w:start w:val="1"/>
+      <w:numFmt w:val="decimal"/>
+      <w:lvlText w:val="%7."/>
+      <w:lvlJc w:val="left"/>
+      <w:pPr>
+        <w:ind w:left="5040" w:hanging="360"/>
+      </w:pPr>
+    </w:lvl>
+    <w:lvl w:ilvl="7" w:tplc="0C090019" w:tentative="1">
+      <w:start w:val="1"/>
+      <w:numFmt w:val="lowerLetter"/>
+      <w:lvlText w:val="%8."/>
+      <w:lvlJc w:val="left"/>
+      <w:pPr>
+        <w:ind w:left="5760" w:hanging="360"/>
+      </w:pPr>
+    </w:lvl>
+    <w:lvl w:ilvl="8" w:tplc="0C09001B" w:tentative="1">
+      <w:start w:val="1"/>
+      <w:numFmt w:val="lowerRoman"/>
+      <w:lvlText w:val="%9."/>
+      <w:lvlJc w:val="right"/>
+      <w:pPr>
+        <w:ind w:left="6480" w:hanging="180"/>
+      </w:pPr>
+    </w:lvl>
+  </w:abstractNum>
+  <w:abstractNum w:abstractNumId="2" w15:restartNumberingAfterBreak="0">
+    <w:nsid w:val="659F641D"/>
+    <w:multiLevelType w:val="hybridMultilevel"/>
+    <w:tmpl w:val="56522096"/>
+    <w:lvl w:ilvl="0" w:tplc="308A9660">
+      <w:numFmt w:val="bullet"/>
+      <w:lvlText w:val="-"/>
+      <w:lvlJc w:val="left"/>
+      <w:pPr>
+        <w:ind w:left="720" w:hanging="360"/>
+      </w:pPr>
+      <w:rPr>
+        <w:rFonts w:ascii="Arial" w:eastAsiaTheme="minorHAnsi" w:hAnsi="Arial" w:cs="Arial" w:hint="default"/>
+      </w:rPr>
+    </w:lvl>
+    <w:lvl w:ilvl="1" w:tplc="0C090003" w:tentative="1">
+      <w:start w:val="1"/>
+      <w:numFmt w:val="bullet"/>
+      <w:lvlText w:val="o"/>
+      <w:lvlJc w:val="left"/>
+      <w:pPr>
+        <w:ind w:left="1440" w:hanging="360"/>
+      </w:pPr>
+      <w:rPr>
+        <w:rFonts w:ascii="Courier New" w:hAnsi="Courier New" w:cs="Courier New" w:hint="default"/>
+      </w:rPr>
+    </w:lvl>
+    <w:lvl w:ilvl="2" w:tplc="0C090005" w:tentative="1">
+      <w:start w:val="1"/>
+      <w:numFmt w:val="bullet"/>
+      <w:lvlText w:val=""/>
+      <w:lvlJc w:val="left"/>
+      <w:pPr>
+        <w:ind w:left="2160" w:hanging="360"/>
+      </w:pPr>
+      <w:rPr>
+        <w:rFonts w:ascii="Wingdings" w:hAnsi="Wingdings" w:hint="default"/>
+      </w:rPr>
+    </w:lvl>
+    <w:lvl w:ilvl="3" w:tplc="0C090001" w:tentative="1">
+      <w:start w:val="1"/>
+      <w:numFmt w:val="bullet"/>
+      <w:lvlText w:val=""/>
+      <w:lvlJc w:val="left"/>
+      <w:pPr>
+        <w:ind w:left="2880" w:hanging="360"/>
+      </w:pPr>
+      <w:rPr>
+        <w:rFonts w:ascii="Symbol" w:hAnsi="Symbol" w:hint="default"/>
+      </w:rPr>
+    </w:lvl>
+    <w:lvl w:ilvl="4" w:tplc="0C090003" w:tentative="1">
+      <w:start w:val="1"/>
+      <w:numFmt w:val="bullet"/>
+      <w:lvlText w:val="o"/>
+      <w:lvlJc w:val="left"/>
+      <w:pPr>
+        <w:ind w:left="3600" w:hanging="360"/>
+      </w:pPr>
+      <w:rPr>
+        <w:rFonts w:ascii="Courier New" w:hAnsi="Courier New" w:cs="Courier New" w:hint="default"/>
+      </w:rPr>
+    </w:lvl>
+    <w:lvl w:ilvl="5" w:tplc="0C090005" w:tentative="1">
+      <w:start w:val="1"/>
+      <w:numFmt w:val="bullet"/>
+      <w:lvlText w:val=""/>
+      <w:lvlJc w:val="left"/>
+      <w:pPr>
+        <w:ind w:left="4320" w:hanging="360"/>
+      </w:pPr>
+      <w:rPr>
+        <w:rFonts w:ascii="Wingdings" w:hAnsi="Wingdings" w:hint="default"/>
+      </w:rPr>
+    </w:lvl>
+    <w:lvl w:ilvl="6" w:tplc="0C090001" w:tentative="1">
+      <w:start w:val="1"/>
+      <w:numFmt w:val="bullet"/>
+      <w:lvlText w:val=""/>
+      <w:lvlJc w:val="left"/>
+      <w:pPr>
+        <w:ind w:left="5040" w:hanging="360"/>
+      </w:pPr>
+      <w:rPr>
+        <w:rFonts w:ascii="Symbol" w:hAnsi="Symbol" w:hint="default"/>
+      </w:rPr>
+    </w:lvl>
+    <w:lvl w:ilvl="7" w:tplc="0C090003" w:tentative="1">
+      <w:start w:val="1"/>
+      <w:numFmt w:val="bullet"/>
+      <w:lvlText w:val="o"/>
+      <w:lvlJc w:val="left"/>
+      <w:pPr>
+        <w:ind w:left="5760" w:hanging="360"/>
+      </w:pPr>
+      <w:rPr>
+        <w:rFonts w:ascii="Courier New" w:hAnsi="Courier New" w:cs="Courier New" w:hint="default"/>
+      </w:rPr>
+    </w:lvl>
+    <w:lvl w:ilvl="8" w:tplc="0C090005" w:tentative="1">
+      <w:start w:val="1"/>
+      <w:numFmt w:val="bullet"/>
+      <w:lvlText w:val=""/>
+      <w:lvlJc w:val="left"/>
+      <w:pPr>
+        <w:ind w:left="6480" w:hanging="360"/>
+      </w:pPr>
+      <w:rPr>
+        <w:rFonts w:ascii="Wingdings" w:hAnsi="Wingdings" w:hint="default"/>
+      </w:rPr>
+    </w:lvl>
+  </w:abstractNum>
+  <w:num w:numId="1" w16cid:durableId="697312818">
+    <w:abstractNumId w:val="2"/>
+  </w:num>
+  <w:num w:numId="2" w16cid:durableId="489100746">
+    <w:abstractNumId w:val="0"/>
+  </w:num>
+  <w:num w:numId="3" w16cid:durableId="2114353432">
+    <w:abstractNumId w:val="1"/>
+  </w:num>
+</w:numbering>
 </file>
 
 <file path=word/styles.xml><?xml version="1.0" encoding="utf-8"?>

--- a/Memorandum.docx
+++ b/Memorandum.docx
@@ -354,6 +354,32 @@
           <w:szCs w:val="20"/>
         </w:rPr>
       </w:pPr>
+      <w:proofErr w:type="spellStart"/>
+      <w:r>
+        <w:rPr>
+          <w:rFonts w:ascii="Arial" w:hAnsi="Arial" w:cs="Arial"/>
+          <w:sz w:val="20"/>
+          <w:szCs w:val="20"/>
+        </w:rPr>
+        <w:t>Pword</w:t>
+      </w:r>
+      <w:proofErr w:type="spellEnd"/>
+      <w:r>
+        <w:rPr>
+          <w:rFonts w:ascii="Arial" w:hAnsi="Arial" w:cs="Arial"/>
+          <w:sz w:val="20"/>
+          <w:szCs w:val="20"/>
+        </w:rPr>
+        <w:t xml:space="preserve">: </w:t>
+      </w:r>
+      <w:r>
+        <w:rPr>
+          <w:rFonts w:ascii="Arial" w:hAnsi="Arial" w:cs="Arial"/>
+          <w:sz w:val="20"/>
+          <w:szCs w:val="20"/>
+        </w:rPr>
+        <w:t>p7tU9BIoKf18t4av</w:t>
+      </w:r>
     </w:p>
     <w:sectPr>
       <w:pgSz w:w="11906" w:h="16838"/>

--- a/Memorandum.docx
+++ b/Memorandum.docx
@@ -267,7 +267,7 @@
           <w:sz w:val="20"/>
           <w:szCs w:val="20"/>
         </w:rPr>
-        <w:t>Optimise for price</w:t>
+        <w:t>Include feedback from managers</w:t>
       </w:r>
     </w:p>
     <w:p>
@@ -291,15 +291,31 @@
           <w:sz w:val="20"/>
           <w:szCs w:val="20"/>
         </w:rPr>
-        <w:t>Include manager feedback</w:t>
+        <w:t>Optimise for price</w:t>
       </w:r>
+    </w:p>
+    <w:p>
+      <w:pPr>
+        <w:pStyle w:val="ListParagraph"/>
+        <w:numPr>
+          <w:ilvl w:val="0"/>
+          <w:numId w:val="3"/>
+        </w:numPr>
+        <w:spacing w:line="240" w:lineRule="auto"/>
+        <w:jc w:val="both"/>
+        <w:rPr>
+          <w:rFonts w:ascii="Arial" w:hAnsi="Arial" w:cs="Arial"/>
+          <w:sz w:val="20"/>
+          <w:szCs w:val="20"/>
+        </w:rPr>
+      </w:pPr>
       <w:r>
         <w:rPr>
           <w:rFonts w:ascii="Arial" w:hAnsi="Arial" w:cs="Arial"/>
           <w:sz w:val="20"/>
           <w:szCs w:val="20"/>
         </w:rPr>
-        <w:t xml:space="preserve"> and detect quality drift</w:t>
+        <w:t>Detect quality drift</w:t>
       </w:r>
     </w:p>
     <w:p>

--- a/Memorandum.docx
+++ b/Memorandum.docx
@@ -359,6 +359,14 @@
         </w:rPr>
         <w:t>Design something stupidly simple that works first, then extend repeatedly, ensuring a stable functional version is created after every extension.</w:t>
       </w:r>
+      <w:r>
+        <w:rPr>
+          <w:rFonts w:ascii="Arial" w:hAnsi="Arial" w:cs="Arial"/>
+          <w:sz w:val="20"/>
+          <w:szCs w:val="20"/>
+        </w:rPr>
+        <w:t xml:space="preserve"> Ensure LLMs are used when absolutely necessary as every call has a chance to do something stupid.</w:t>
+      </w:r>
     </w:p>
     <w:p>
       <w:pPr>
@@ -370,23 +378,13 @@
           <w:szCs w:val="20"/>
         </w:rPr>
       </w:pPr>
-      <w:proofErr w:type="spellStart"/>
       <w:r>
         <w:rPr>
           <w:rFonts w:ascii="Arial" w:hAnsi="Arial" w:cs="Arial"/>
           <w:sz w:val="20"/>
           <w:szCs w:val="20"/>
         </w:rPr>
-        <w:t>Pword</w:t>
-      </w:r>
-      <w:proofErr w:type="spellEnd"/>
-      <w:r>
-        <w:rPr>
-          <w:rFonts w:ascii="Arial" w:hAnsi="Arial" w:cs="Arial"/>
-          <w:sz w:val="20"/>
-          <w:szCs w:val="20"/>
-        </w:rPr>
-        <w:t xml:space="preserve">: </w:t>
+        <w:t xml:space="preserve">Pword: </w:t>
       </w:r>
       <w:r>
         <w:rPr>

--- a/Memorandum.docx
+++ b/Memorandum.docx
@@ -10,8 +10,8 @@
           <w:rFonts w:ascii="Arial" w:hAnsi="Arial" w:cs="Arial"/>
           <w:b/>
           <w:bCs/>
-          <w:sz w:val="36"/>
-          <w:szCs w:val="36"/>
+          <w:sz w:val="32"/>
+          <w:szCs w:val="32"/>
           <w:u w:val="single"/>
         </w:rPr>
       </w:pPr>
@@ -20,8 +20,8 @@
           <w:rFonts w:ascii="Arial" w:hAnsi="Arial" w:cs="Arial"/>
           <w:b/>
           <w:bCs/>
-          <w:sz w:val="36"/>
-          <w:szCs w:val="36"/>
+          <w:sz w:val="32"/>
+          <w:szCs w:val="32"/>
           <w:u w:val="single"/>
         </w:rPr>
         <w:t>Memorandum</w:t>
@@ -54,8 +54,6 @@
           <w:rFonts w:ascii="Arial" w:hAnsi="Arial" w:cs="Arial"/>
           <w:b/>
           <w:bCs/>
-          <w:sz w:val="24"/>
-          <w:szCs w:val="24"/>
         </w:rPr>
       </w:pPr>
       <w:r>
@@ -63,8 +61,6 @@
           <w:rFonts w:ascii="Arial" w:hAnsi="Arial" w:cs="Arial"/>
           <w:b/>
           <w:bCs/>
-          <w:sz w:val="24"/>
-          <w:szCs w:val="24"/>
         </w:rPr>
         <w:t xml:space="preserve">Key </w:t>
       </w:r>
@@ -73,8 +69,6 @@
           <w:rFonts w:ascii="Arial" w:hAnsi="Arial" w:cs="Arial"/>
           <w:b/>
           <w:bCs/>
-          <w:sz w:val="24"/>
-          <w:szCs w:val="24"/>
         </w:rPr>
         <w:t>Requirements</w:t>
       </w:r>
@@ -124,7 +118,7 @@
           <w:sz w:val="20"/>
           <w:szCs w:val="20"/>
         </w:rPr>
-        <w:t>Create some level of automation to produce catering orders</w:t>
+        <w:t>Account for student dietary requirements and special dietary requirements (if any)</w:t>
       </w:r>
     </w:p>
     <w:p>
@@ -148,7 +142,7 @@
           <w:sz w:val="20"/>
           <w:szCs w:val="20"/>
         </w:rPr>
-        <w:t>Deliver some interface for Carmen to interact with when placing orders</w:t>
+        <w:t>Implement functionality to get required dietary needs for a specific session</w:t>
       </w:r>
     </w:p>
     <w:p>
@@ -172,30 +166,24 @@
           <w:sz w:val="20"/>
           <w:szCs w:val="20"/>
         </w:rPr>
-        <w:t>Create an interface to ingest new data that may need to be added.</w:t>
-      </w:r>
-    </w:p>
-    <w:p>
-      <w:pPr>
-        <w:spacing w:line="240" w:lineRule="auto"/>
-        <w:jc w:val="both"/>
+        <w:t>Implement functionality to generate an order for a specific session</w:t>
+      </w:r>
+    </w:p>
+    <w:p>
+      <w:pPr>
+        <w:spacing w:line="240" w:lineRule="auto"/>
+        <w:jc w:val="both"/>
+        <w:rPr>
+          <w:rFonts w:ascii="Arial" w:hAnsi="Arial" w:cs="Arial"/>
+        </w:rPr>
+      </w:pPr>
+      <w:r>
         <w:rPr>
           <w:rFonts w:ascii="Arial" w:hAnsi="Arial" w:cs="Arial"/>
           <w:b/>
           <w:bCs/>
-          <w:sz w:val="24"/>
-          <w:szCs w:val="24"/>
-        </w:rPr>
-      </w:pPr>
-      <w:r>
-        <w:rPr>
-          <w:rFonts w:ascii="Arial" w:hAnsi="Arial" w:cs="Arial"/>
-          <w:b/>
-          <w:bCs/>
-          <w:sz w:val="24"/>
-          <w:szCs w:val="24"/>
-        </w:rPr>
-        <w:t>Automation ideas (in priority order)</w:t>
+        </w:rPr>
+        <w:t>Extra Requirements</w:t>
       </w:r>
     </w:p>
     <w:p>
@@ -203,7 +191,7 @@
         <w:pStyle w:val="ListParagraph"/>
         <w:numPr>
           <w:ilvl w:val="0"/>
-          <w:numId w:val="3"/>
+          <w:numId w:val="2"/>
         </w:numPr>
         <w:spacing w:line="240" w:lineRule="auto"/>
         <w:jc w:val="both"/>
@@ -219,7 +207,7 @@
           <w:sz w:val="20"/>
           <w:szCs w:val="20"/>
         </w:rPr>
-        <w:t>Automate order creation for fixed caterers and fixed number of students</w:t>
+        <w:t>Account for manager feedback in meal choices</w:t>
       </w:r>
     </w:p>
     <w:p>
@@ -227,7 +215,7 @@
         <w:pStyle w:val="ListParagraph"/>
         <w:numPr>
           <w:ilvl w:val="0"/>
-          <w:numId w:val="3"/>
+          <w:numId w:val="2"/>
         </w:numPr>
         <w:spacing w:line="240" w:lineRule="auto"/>
         <w:jc w:val="both"/>
@@ -243,7 +231,45 @@
           <w:sz w:val="20"/>
           <w:szCs w:val="20"/>
         </w:rPr>
-        <w:t>Factor in absences</w:t>
+        <w:t>Produce a simple and readable output</w:t>
+      </w:r>
+    </w:p>
+    <w:p>
+      <w:pPr>
+        <w:spacing w:line="240" w:lineRule="auto"/>
+        <w:jc w:val="both"/>
+        <w:rPr>
+          <w:rFonts w:ascii="Arial" w:hAnsi="Arial" w:cs="Arial"/>
+          <w:b/>
+          <w:bCs/>
+        </w:rPr>
+      </w:pPr>
+      <w:r>
+        <w:rPr>
+          <w:rFonts w:ascii="Arial" w:hAnsi="Arial" w:cs="Arial"/>
+          <w:b/>
+          <w:bCs/>
+        </w:rPr>
+        <w:t>Philosophy</w:t>
+      </w:r>
+    </w:p>
+    <w:p>
+      <w:pPr>
+        <w:spacing w:line="240" w:lineRule="auto"/>
+        <w:jc w:val="both"/>
+        <w:rPr>
+          <w:rFonts w:ascii="Arial" w:hAnsi="Arial" w:cs="Arial"/>
+          <w:sz w:val="20"/>
+          <w:szCs w:val="20"/>
+        </w:rPr>
+      </w:pPr>
+      <w:r>
+        <w:rPr>
+          <w:rFonts w:ascii="Arial" w:hAnsi="Arial" w:cs="Arial"/>
+          <w:sz w:val="20"/>
+          <w:szCs w:val="20"/>
+        </w:rPr>
+        <w:t>During this competition, I stuck by a few basic principles.</w:t>
       </w:r>
     </w:p>
     <w:p>
@@ -251,7 +277,7 @@
         <w:pStyle w:val="ListParagraph"/>
         <w:numPr>
           <w:ilvl w:val="0"/>
-          <w:numId w:val="3"/>
+          <w:numId w:val="2"/>
         </w:numPr>
         <w:spacing w:line="240" w:lineRule="auto"/>
         <w:jc w:val="both"/>
@@ -267,7 +293,7 @@
           <w:sz w:val="20"/>
           <w:szCs w:val="20"/>
         </w:rPr>
-        <w:t>Include feedback from managers</w:t>
+        <w:t>Build in stages, get something working then extend</w:t>
       </w:r>
     </w:p>
     <w:p>
@@ -275,7 +301,7 @@
         <w:pStyle w:val="ListParagraph"/>
         <w:numPr>
           <w:ilvl w:val="0"/>
-          <w:numId w:val="3"/>
+          <w:numId w:val="2"/>
         </w:numPr>
         <w:spacing w:line="240" w:lineRule="auto"/>
         <w:jc w:val="both"/>
@@ -291,7 +317,25 @@
           <w:sz w:val="20"/>
           <w:szCs w:val="20"/>
         </w:rPr>
-        <w:t>Optimise for price</w:t>
+        <w:t xml:space="preserve">Only implement LLM usage when </w:t>
+      </w:r>
+      <w:proofErr w:type="gramStart"/>
+      <w:r>
+        <w:rPr>
+          <w:rFonts w:ascii="Arial" w:hAnsi="Arial" w:cs="Arial"/>
+          <w:sz w:val="20"/>
+          <w:szCs w:val="20"/>
+        </w:rPr>
+        <w:t>absolutely necessary</w:t>
+      </w:r>
+      <w:proofErr w:type="gramEnd"/>
+      <w:r>
+        <w:rPr>
+          <w:rFonts w:ascii="Arial" w:hAnsi="Arial" w:cs="Arial"/>
+          <w:sz w:val="20"/>
+          <w:szCs w:val="20"/>
+        </w:rPr>
+        <w:t>, every LLM call introduces uncertainty</w:t>
       </w:r>
     </w:p>
     <w:p>
@@ -299,7 +343,7 @@
         <w:pStyle w:val="ListParagraph"/>
         <w:numPr>
           <w:ilvl w:val="0"/>
-          <w:numId w:val="3"/>
+          <w:numId w:val="2"/>
         </w:numPr>
         <w:spacing w:line="240" w:lineRule="auto"/>
         <w:jc w:val="both"/>
@@ -315,7 +359,7 @@
           <w:sz w:val="20"/>
           <w:szCs w:val="20"/>
         </w:rPr>
-        <w:t>Detect quality drift</w:t>
+        <w:t>Focus on the logic behind the scenes and stick to basic presentation</w:t>
       </w:r>
     </w:p>
     <w:p>
@@ -326,8 +370,6 @@
           <w:rFonts w:ascii="Arial" w:hAnsi="Arial" w:cs="Arial"/>
           <w:b/>
           <w:bCs/>
-          <w:sz w:val="24"/>
-          <w:szCs w:val="24"/>
         </w:rPr>
       </w:pPr>
       <w:r>
@@ -335,64 +377,527 @@
           <w:rFonts w:ascii="Arial" w:hAnsi="Arial" w:cs="Arial"/>
           <w:b/>
           <w:bCs/>
-          <w:sz w:val="24"/>
-          <w:szCs w:val="24"/>
-        </w:rPr>
-        <w:t>Philosophy</w:t>
-      </w:r>
-    </w:p>
-    <w:p>
-      <w:pPr>
-        <w:spacing w:line="240" w:lineRule="auto"/>
-        <w:jc w:val="both"/>
-        <w:rPr>
-          <w:rFonts w:ascii="Arial" w:hAnsi="Arial" w:cs="Arial"/>
-          <w:sz w:val="20"/>
-          <w:szCs w:val="20"/>
-        </w:rPr>
-      </w:pPr>
-      <w:r>
-        <w:rPr>
-          <w:rFonts w:ascii="Arial" w:hAnsi="Arial" w:cs="Arial"/>
-          <w:sz w:val="20"/>
-          <w:szCs w:val="20"/>
-        </w:rPr>
-        <w:t>Design something stupidly simple that works first, then extend repeatedly, ensuring a stable functional version is created after every extension.</w:t>
-      </w:r>
-      <w:r>
-        <w:rPr>
-          <w:rFonts w:ascii="Arial" w:hAnsi="Arial" w:cs="Arial"/>
-          <w:sz w:val="20"/>
-          <w:szCs w:val="20"/>
-        </w:rPr>
-        <w:t xml:space="preserve"> Ensure LLMs are used when absolutely necessary as every call has a chance to do something stupid.</w:t>
-      </w:r>
-    </w:p>
-    <w:p>
-      <w:pPr>
-        <w:spacing w:line="240" w:lineRule="auto"/>
-        <w:jc w:val="both"/>
-        <w:rPr>
-          <w:rFonts w:ascii="Arial" w:hAnsi="Arial" w:cs="Arial"/>
-          <w:sz w:val="20"/>
-          <w:szCs w:val="20"/>
-        </w:rPr>
-      </w:pPr>
-      <w:r>
-        <w:rPr>
-          <w:rFonts w:ascii="Arial" w:hAnsi="Arial" w:cs="Arial"/>
-          <w:sz w:val="20"/>
-          <w:szCs w:val="20"/>
-        </w:rPr>
-        <w:t xml:space="preserve">Pword: </w:t>
-      </w:r>
-      <w:r>
-        <w:rPr>
-          <w:rFonts w:ascii="Arial" w:hAnsi="Arial" w:cs="Arial"/>
-          <w:sz w:val="20"/>
-          <w:szCs w:val="20"/>
-        </w:rPr>
-        <w:t>p7tU9BIoKf18t4av</w:t>
+        </w:rPr>
+        <w:t>First stage – database</w:t>
+      </w:r>
+    </w:p>
+    <w:p>
+      <w:pPr>
+        <w:spacing w:line="240" w:lineRule="auto"/>
+        <w:jc w:val="both"/>
+        <w:rPr>
+          <w:rFonts w:ascii="Arial" w:hAnsi="Arial" w:cs="Arial"/>
+          <w:sz w:val="20"/>
+          <w:szCs w:val="20"/>
+        </w:rPr>
+      </w:pPr>
+      <w:r>
+        <w:rPr>
+          <w:rFonts w:ascii="Arial" w:hAnsi="Arial" w:cs="Arial"/>
+          <w:sz w:val="20"/>
+          <w:szCs w:val="20"/>
+        </w:rPr>
+        <w:t xml:space="preserve">Given I plan to produce a code solution, I chose </w:t>
+      </w:r>
+      <w:proofErr w:type="spellStart"/>
+      <w:r>
+        <w:rPr>
+          <w:rFonts w:ascii="Arial" w:hAnsi="Arial" w:cs="Arial"/>
+          <w:sz w:val="20"/>
+          <w:szCs w:val="20"/>
+        </w:rPr>
+        <w:t>Supabase</w:t>
+      </w:r>
+      <w:proofErr w:type="spellEnd"/>
+      <w:r>
+        <w:rPr>
+          <w:rFonts w:ascii="Arial" w:hAnsi="Arial" w:cs="Arial"/>
+          <w:sz w:val="20"/>
+          <w:szCs w:val="20"/>
+        </w:rPr>
+        <w:t xml:space="preserve"> as my database, it is simple, robust and supports SQL, which I plan on using. During this stage I spent an hour or two learning about </w:t>
+      </w:r>
+      <w:proofErr w:type="spellStart"/>
+      <w:r>
+        <w:rPr>
+          <w:rFonts w:ascii="Arial" w:hAnsi="Arial" w:cs="Arial"/>
+          <w:sz w:val="20"/>
+          <w:szCs w:val="20"/>
+        </w:rPr>
+        <w:t>Supabase</w:t>
+      </w:r>
+      <w:proofErr w:type="spellEnd"/>
+      <w:r>
+        <w:rPr>
+          <w:rFonts w:ascii="Arial" w:hAnsi="Arial" w:cs="Arial"/>
+          <w:sz w:val="20"/>
+          <w:szCs w:val="20"/>
+        </w:rPr>
+        <w:t xml:space="preserve"> including the client libraries, various methods of connect</w:t>
+      </w:r>
+      <w:r>
+        <w:rPr>
+          <w:rFonts w:ascii="Arial" w:hAnsi="Arial" w:cs="Arial"/>
+          <w:sz w:val="20"/>
+          <w:szCs w:val="20"/>
+        </w:rPr>
+        <w:t>ing to databases</w:t>
+      </w:r>
+      <w:r>
+        <w:rPr>
+          <w:rFonts w:ascii="Arial" w:hAnsi="Arial" w:cs="Arial"/>
+          <w:sz w:val="20"/>
+          <w:szCs w:val="20"/>
+        </w:rPr>
+        <w:t xml:space="preserve"> and </w:t>
+      </w:r>
+      <w:r>
+        <w:rPr>
+          <w:rFonts w:ascii="Arial" w:hAnsi="Arial" w:cs="Arial"/>
+          <w:sz w:val="20"/>
+          <w:szCs w:val="20"/>
+        </w:rPr>
+        <w:t>higher-level</w:t>
+      </w:r>
+      <w:r>
+        <w:rPr>
+          <w:rFonts w:ascii="Arial" w:hAnsi="Arial" w:cs="Arial"/>
+          <w:sz w:val="20"/>
+          <w:szCs w:val="20"/>
+        </w:rPr>
+        <w:t xml:space="preserve"> database concepts such as row-level security</w:t>
+      </w:r>
+      <w:r>
+        <w:rPr>
+          <w:rFonts w:ascii="Arial" w:hAnsi="Arial" w:cs="Arial"/>
+          <w:sz w:val="20"/>
+          <w:szCs w:val="20"/>
+        </w:rPr>
+        <w:t xml:space="preserve">. I also learned more about the specific flavour of SQL that </w:t>
+      </w:r>
+      <w:proofErr w:type="spellStart"/>
+      <w:r>
+        <w:rPr>
+          <w:rFonts w:ascii="Arial" w:hAnsi="Arial" w:cs="Arial"/>
+          <w:sz w:val="20"/>
+          <w:szCs w:val="20"/>
+        </w:rPr>
+        <w:t>Supabase</w:t>
+      </w:r>
+      <w:proofErr w:type="spellEnd"/>
+      <w:r>
+        <w:rPr>
+          <w:rFonts w:ascii="Arial" w:hAnsi="Arial" w:cs="Arial"/>
+          <w:sz w:val="20"/>
+          <w:szCs w:val="20"/>
+        </w:rPr>
+        <w:t xml:space="preserve"> runs (PostgreSQL)</w:t>
+      </w:r>
+      <w:r>
+        <w:rPr>
+          <w:rFonts w:ascii="Arial" w:hAnsi="Arial" w:cs="Arial"/>
+          <w:sz w:val="20"/>
+          <w:szCs w:val="20"/>
+        </w:rPr>
+        <w:t>.</w:t>
+      </w:r>
+    </w:p>
+    <w:p>
+      <w:pPr>
+        <w:spacing w:line="240" w:lineRule="auto"/>
+        <w:jc w:val="both"/>
+        <w:rPr>
+          <w:rFonts w:ascii="Arial" w:hAnsi="Arial" w:cs="Arial"/>
+          <w:sz w:val="20"/>
+          <w:szCs w:val="20"/>
+        </w:rPr>
+      </w:pPr>
+      <w:r>
+        <w:rPr>
+          <w:rFonts w:ascii="Arial" w:hAnsi="Arial" w:cs="Arial"/>
+          <w:sz w:val="20"/>
+          <w:szCs w:val="20"/>
+        </w:rPr>
+        <w:t xml:space="preserve">After familiarising with </w:t>
+      </w:r>
+      <w:proofErr w:type="spellStart"/>
+      <w:r>
+        <w:rPr>
+          <w:rFonts w:ascii="Arial" w:hAnsi="Arial" w:cs="Arial"/>
+          <w:sz w:val="20"/>
+          <w:szCs w:val="20"/>
+        </w:rPr>
+        <w:t>Supabase</w:t>
+      </w:r>
+      <w:proofErr w:type="spellEnd"/>
+      <w:r>
+        <w:rPr>
+          <w:rFonts w:ascii="Arial" w:hAnsi="Arial" w:cs="Arial"/>
+          <w:sz w:val="20"/>
+          <w:szCs w:val="20"/>
+        </w:rPr>
+        <w:t xml:space="preserve">, I spent a lot of time iteratively extending and critiquing my database schema. Starting with just students, I gradually expanded outwards, while </w:t>
+      </w:r>
+      <w:r>
+        <w:rPr>
+          <w:rFonts w:ascii="Arial" w:hAnsi="Arial" w:cs="Arial"/>
+          <w:sz w:val="20"/>
+          <w:szCs w:val="20"/>
+        </w:rPr>
+        <w:t>considering</w:t>
+      </w:r>
+      <w:r>
+        <w:rPr>
+          <w:rFonts w:ascii="Arial" w:hAnsi="Arial" w:cs="Arial"/>
+          <w:sz w:val="20"/>
+          <w:szCs w:val="20"/>
+        </w:rPr>
+        <w:t xml:space="preserve"> requirements in the resources and thinking about what assumptions I could reasonably make until it was at a stage where functionality could be implemented.</w:t>
+      </w:r>
+    </w:p>
+    <w:p>
+      <w:pPr>
+        <w:spacing w:line="240" w:lineRule="auto"/>
+        <w:jc w:val="both"/>
+        <w:rPr>
+          <w:rFonts w:ascii="Arial" w:hAnsi="Arial" w:cs="Arial"/>
+          <w:sz w:val="20"/>
+          <w:szCs w:val="20"/>
+        </w:rPr>
+      </w:pPr>
+      <w:r>
+        <w:rPr>
+          <w:rFonts w:ascii="Arial" w:hAnsi="Arial" w:cs="Arial"/>
+          <w:sz w:val="20"/>
+          <w:szCs w:val="20"/>
+        </w:rPr>
+        <w:t xml:space="preserve">Since the database forms the concrete truth layer behind the entire system, I spent a lot of time ensuring I was happy with my database schema. Any problems here would cause many issues upstream. </w:t>
+      </w:r>
+    </w:p>
+    <w:p>
+      <w:pPr>
+        <w:spacing w:line="240" w:lineRule="auto"/>
+        <w:jc w:val="both"/>
+        <w:rPr>
+          <w:rFonts w:ascii="Arial" w:hAnsi="Arial" w:cs="Arial"/>
+          <w:b/>
+          <w:bCs/>
+        </w:rPr>
+      </w:pPr>
+      <w:r>
+        <w:rPr>
+          <w:rFonts w:ascii="Arial" w:hAnsi="Arial" w:cs="Arial"/>
+          <w:b/>
+          <w:bCs/>
+        </w:rPr>
+        <w:t>Second stage – functionality and database extensions</w:t>
+      </w:r>
+    </w:p>
+    <w:p>
+      <w:pPr>
+        <w:spacing w:line="240" w:lineRule="auto"/>
+        <w:jc w:val="both"/>
+        <w:rPr>
+          <w:rFonts w:ascii="Arial" w:hAnsi="Arial" w:cs="Arial"/>
+          <w:sz w:val="20"/>
+          <w:szCs w:val="20"/>
+        </w:rPr>
+      </w:pPr>
+      <w:r>
+        <w:rPr>
+          <w:rFonts w:ascii="Arial" w:hAnsi="Arial" w:cs="Arial"/>
+          <w:sz w:val="20"/>
+          <w:szCs w:val="20"/>
+        </w:rPr>
+        <w:t>After reaching a minimum viable database, I decided to start</w:t>
+      </w:r>
+      <w:r>
+        <w:rPr>
+          <w:rFonts w:ascii="Arial" w:hAnsi="Arial" w:cs="Arial"/>
+          <w:sz w:val="20"/>
+          <w:szCs w:val="20"/>
+        </w:rPr>
+        <w:t xml:space="preserve"> iteratively</w:t>
+      </w:r>
+      <w:r>
+        <w:rPr>
+          <w:rFonts w:ascii="Arial" w:hAnsi="Arial" w:cs="Arial"/>
+          <w:sz w:val="20"/>
+          <w:szCs w:val="20"/>
+        </w:rPr>
+        <w:t xml:space="preserve"> implementing functionality in accordance with my philosophy of building in stages. As such, </w:t>
+      </w:r>
+      <w:r>
+        <w:rPr>
+          <w:rFonts w:ascii="Arial" w:hAnsi="Arial" w:cs="Arial"/>
+          <w:sz w:val="20"/>
+          <w:szCs w:val="20"/>
+        </w:rPr>
+        <w:t>I was able to quickly and successfully implement a simple system that was able to generate a catering order for a given group of students with dietary requirements that fit the tags provided by caterers (NF, GF, etc).</w:t>
+      </w:r>
+    </w:p>
+    <w:p>
+      <w:pPr>
+        <w:spacing w:line="240" w:lineRule="auto"/>
+        <w:jc w:val="both"/>
+        <w:rPr>
+          <w:rFonts w:ascii="Arial" w:hAnsi="Arial" w:cs="Arial"/>
+          <w:sz w:val="20"/>
+          <w:szCs w:val="20"/>
+        </w:rPr>
+      </w:pPr>
+      <w:r>
+        <w:rPr>
+          <w:rFonts w:ascii="Arial" w:hAnsi="Arial" w:cs="Arial"/>
+          <w:sz w:val="20"/>
+          <w:szCs w:val="20"/>
+        </w:rPr>
+        <w:t>From here</w:t>
+      </w:r>
+      <w:r>
+        <w:rPr>
+          <w:rFonts w:ascii="Arial" w:hAnsi="Arial" w:cs="Arial"/>
+          <w:sz w:val="20"/>
+          <w:szCs w:val="20"/>
+        </w:rPr>
+        <w:t>,</w:t>
+      </w:r>
+      <w:r>
+        <w:rPr>
+          <w:rFonts w:ascii="Arial" w:hAnsi="Arial" w:cs="Arial"/>
+          <w:sz w:val="20"/>
+          <w:szCs w:val="20"/>
+        </w:rPr>
+        <w:t xml:space="preserve"> I listed out all the edge cases in priority order and iteratively extended my solution to handle them. I chose this approach since it allowed </w:t>
+      </w:r>
+      <w:r>
+        <w:rPr>
+          <w:rFonts w:ascii="Arial" w:hAnsi="Arial" w:cs="Arial"/>
+          <w:sz w:val="20"/>
+          <w:szCs w:val="20"/>
+        </w:rPr>
+        <w:t xml:space="preserve">me </w:t>
+      </w:r>
+      <w:r>
+        <w:rPr>
+          <w:rFonts w:ascii="Arial" w:hAnsi="Arial" w:cs="Arial"/>
+          <w:sz w:val="20"/>
+          <w:szCs w:val="20"/>
+        </w:rPr>
+        <w:t xml:space="preserve">to quickly improve my solution </w:t>
+      </w:r>
+      <w:r>
+        <w:rPr>
+          <w:rFonts w:ascii="Arial" w:hAnsi="Arial" w:cs="Arial"/>
+          <w:sz w:val="20"/>
+          <w:szCs w:val="20"/>
+        </w:rPr>
+        <w:t>and it ensure that</w:t>
+      </w:r>
+      <w:r>
+        <w:rPr>
+          <w:rFonts w:ascii="Arial" w:hAnsi="Arial" w:cs="Arial"/>
+          <w:sz w:val="20"/>
+          <w:szCs w:val="20"/>
+        </w:rPr>
+        <w:t xml:space="preserve"> </w:t>
+      </w:r>
+      <w:r>
+        <w:rPr>
+          <w:rFonts w:ascii="Arial" w:hAnsi="Arial" w:cs="Arial"/>
+          <w:sz w:val="20"/>
+          <w:szCs w:val="20"/>
+        </w:rPr>
+        <w:t>if I need to stop early, I have already done the most important parts.</w:t>
+      </w:r>
+    </w:p>
+    <w:p>
+      <w:pPr>
+        <w:spacing w:line="240" w:lineRule="auto"/>
+        <w:jc w:val="both"/>
+        <w:rPr>
+          <w:rFonts w:ascii="Arial" w:hAnsi="Arial" w:cs="Arial"/>
+          <w:b/>
+          <w:bCs/>
+        </w:rPr>
+      </w:pPr>
+      <w:r>
+        <w:rPr>
+          <w:rFonts w:ascii="Arial" w:hAnsi="Arial" w:cs="Arial"/>
+          <w:b/>
+          <w:bCs/>
+        </w:rPr>
+        <w:t>Third stage – output formatting</w:t>
+      </w:r>
+    </w:p>
+    <w:p>
+      <w:pPr>
+        <w:spacing w:line="240" w:lineRule="auto"/>
+        <w:jc w:val="both"/>
+        <w:rPr>
+          <w:rFonts w:ascii="Arial" w:hAnsi="Arial" w:cs="Arial"/>
+          <w:sz w:val="20"/>
+          <w:szCs w:val="20"/>
+        </w:rPr>
+      </w:pPr>
+      <w:r>
+        <w:rPr>
+          <w:rFonts w:ascii="Arial" w:hAnsi="Arial" w:cs="Arial"/>
+          <w:sz w:val="20"/>
+          <w:szCs w:val="20"/>
+        </w:rPr>
+        <w:t>Once I reached a stage where I could produce an order list for a specific session. I needed a way to display it. Given the tight deadline, I decided to keep the presentation simple and produce a pdf containing all the relevant information. This allowed me to</w:t>
+      </w:r>
+      <w:r>
+        <w:rPr>
+          <w:rFonts w:ascii="Arial" w:hAnsi="Arial" w:cs="Arial"/>
+          <w:sz w:val="20"/>
+          <w:szCs w:val="20"/>
+        </w:rPr>
+        <w:t xml:space="preserve"> iterate quickly since the </w:t>
+      </w:r>
+      <w:proofErr w:type="gramStart"/>
+      <w:r>
+        <w:rPr>
+          <w:rFonts w:ascii="Arial" w:hAnsi="Arial" w:cs="Arial"/>
+          <w:sz w:val="20"/>
+          <w:szCs w:val="20"/>
+        </w:rPr>
+        <w:t>output</w:t>
+      </w:r>
+      <w:proofErr w:type="gramEnd"/>
+      <w:r>
+        <w:rPr>
+          <w:rFonts w:ascii="Arial" w:hAnsi="Arial" w:cs="Arial"/>
+          <w:sz w:val="20"/>
+          <w:szCs w:val="20"/>
+        </w:rPr>
+        <w:t xml:space="preserve"> and formatting logic was simple.</w:t>
+      </w:r>
+    </w:p>
+    <w:p>
+      <w:pPr>
+        <w:spacing w:line="240" w:lineRule="auto"/>
+        <w:jc w:val="both"/>
+        <w:rPr>
+          <w:rFonts w:ascii="Arial" w:hAnsi="Arial" w:cs="Arial"/>
+        </w:rPr>
+      </w:pPr>
+      <w:r>
+        <w:rPr>
+          <w:rFonts w:ascii="Arial" w:hAnsi="Arial" w:cs="Arial"/>
+          <w:b/>
+          <w:bCs/>
+        </w:rPr>
+        <w:t xml:space="preserve">Fourth </w:t>
+      </w:r>
+      <w:r>
+        <w:rPr>
+          <w:rFonts w:ascii="Arial" w:hAnsi="Arial" w:cs="Arial"/>
+          <w:b/>
+          <w:bCs/>
+        </w:rPr>
+        <w:t>stage – LLM integration</w:t>
+      </w:r>
+    </w:p>
+    <w:p>
+      <w:pPr>
+        <w:spacing w:line="240" w:lineRule="auto"/>
+        <w:jc w:val="both"/>
+        <w:rPr>
+          <w:rFonts w:ascii="Arial" w:hAnsi="Arial" w:cs="Arial"/>
+          <w:sz w:val="20"/>
+          <w:szCs w:val="20"/>
+        </w:rPr>
+      </w:pPr>
+      <w:r>
+        <w:rPr>
+          <w:rFonts w:ascii="Arial" w:hAnsi="Arial" w:cs="Arial"/>
+          <w:sz w:val="20"/>
+          <w:szCs w:val="20"/>
+        </w:rPr>
+        <w:t xml:space="preserve">In keeping with my philosophy, I left LLM integration to the last stage, only after I was confident that I had completed all important parts of the system that could be </w:t>
+      </w:r>
+      <w:r>
+        <w:rPr>
+          <w:rFonts w:ascii="Arial" w:hAnsi="Arial" w:cs="Arial"/>
+          <w:sz w:val="20"/>
+          <w:szCs w:val="20"/>
+        </w:rPr>
+        <w:t xml:space="preserve">implemented algorithmically, I filled in the required gaps with an LLM. As such, LLM calls were only made where natural language was provided and some sort of result needed to be extracted – namely, interpreting manager feedback and special student dietary requirements that didn’t fit into a standard dietary tag. </w:t>
+      </w:r>
+    </w:p>
+    <w:p>
+      <w:pPr>
+        <w:spacing w:line="240" w:lineRule="auto"/>
+        <w:jc w:val="both"/>
+        <w:rPr>
+          <w:rFonts w:ascii="Arial" w:hAnsi="Arial" w:cs="Arial"/>
+          <w:sz w:val="20"/>
+          <w:szCs w:val="20"/>
+        </w:rPr>
+      </w:pPr>
+      <w:r>
+        <w:rPr>
+          <w:rFonts w:ascii="Arial" w:hAnsi="Arial" w:cs="Arial"/>
+          <w:sz w:val="20"/>
+          <w:szCs w:val="20"/>
+        </w:rPr>
+        <w:t>This allowed me to contain the LLM calls to minimal, well-scoped tasks, which helps reduce the margin for error and allows me to implement guardrails and response validation. This allowed me to use a smaller, lighter and free LLM model, making the system faster and cheaper. This also gave me the opportunity to learn how to download, host and connect to a locally deployed LLM.</w:t>
+      </w:r>
+    </w:p>
+    <w:p>
+      <w:pPr>
+        <w:spacing w:line="240" w:lineRule="auto"/>
+        <w:jc w:val="both"/>
+        <w:rPr>
+          <w:rFonts w:ascii="Arial" w:hAnsi="Arial" w:cs="Arial"/>
+          <w:b/>
+          <w:bCs/>
+        </w:rPr>
+      </w:pPr>
+      <w:r>
+        <w:rPr>
+          <w:rFonts w:ascii="Arial" w:hAnsi="Arial" w:cs="Arial"/>
+          <w:b/>
+          <w:bCs/>
+        </w:rPr>
+        <w:t>Fifth stage – Validation and clean up</w:t>
+      </w:r>
+    </w:p>
+    <w:p>
+      <w:pPr>
+        <w:spacing w:line="240" w:lineRule="auto"/>
+        <w:jc w:val="both"/>
+        <w:rPr>
+          <w:rFonts w:ascii="Arial" w:hAnsi="Arial" w:cs="Arial"/>
+          <w:sz w:val="20"/>
+          <w:szCs w:val="20"/>
+        </w:rPr>
+      </w:pPr>
+      <w:r>
+        <w:rPr>
+          <w:rFonts w:ascii="Arial" w:hAnsi="Arial" w:cs="Arial"/>
+          <w:sz w:val="20"/>
+          <w:szCs w:val="20"/>
+        </w:rPr>
+        <w:t xml:space="preserve">Once I had implemented all the </w:t>
+      </w:r>
+      <w:r>
+        <w:rPr>
+          <w:rFonts w:ascii="Arial" w:hAnsi="Arial" w:cs="Arial"/>
+          <w:sz w:val="20"/>
+          <w:szCs w:val="20"/>
+        </w:rPr>
+        <w:t>functionality,</w:t>
+      </w:r>
+      <w:r>
+        <w:rPr>
+          <w:rFonts w:ascii="Arial" w:hAnsi="Arial" w:cs="Arial"/>
+          <w:sz w:val="20"/>
+          <w:szCs w:val="20"/>
+        </w:rPr>
+        <w:t xml:space="preserve"> I created test cases and cleaned up the code I already had, in which I managed to catch a few bugs and tidy up my code into a relatively clean and extensible solution.</w:t>
       </w:r>
     </w:p>
     <w:sectPr>
@@ -408,6 +913,119 @@
 <file path=word/numbering.xml><?xml version="1.0" encoding="utf-8"?>
 <w:numbering xmlns:wpc="http://schemas.microsoft.com/office/word/2010/wordprocessingCanvas" xmlns:cx="http://schemas.microsoft.com/office/drawing/2014/chartex" xmlns:cx1="http://schemas.microsoft.com/office/drawing/2015/9/8/chartex" xmlns:cx2="http://schemas.microsoft.com/office/drawing/2015/10/21/chartex" xmlns:cx3="http://schemas.microsoft.com/office/drawing/2016/5/9/chartex" xmlns:cx4="http://schemas.microsoft.com/office/drawing/2016/5/10/chartex" xmlns:cx5="http://schemas.microsoft.com/office/drawing/2016/5/11/chartex" xmlns:cx6="http://schemas.microsoft.com/office/drawing/2016/5/12/chartex" xmlns:cx7="http://schemas.microsoft.com/office/drawing/2016/5/13/chartex" xmlns:cx8="http://schemas.microsoft.com/office/drawing/2016/5/14/chartex" xmlns:mc="http://schemas.openxmlformats.org/markup-compatibility/2006" xmlns:aink="http://schemas.microsoft.com/office/drawing/2016/ink" xmlns:am3d="http://schemas.microsoft.com/office/drawing/2017/model3d" xmlns:o="urn:schemas-microsoft-com:office:office" xmlns:oel="http://schemas.microsoft.com/office/2019/extlst" xmlns:r="http://schemas.openxmlformats.org/officeDocument/2006/relationships" xmlns:m="http://schemas.openxmlformats.org/officeDocument/2006/math" xmlns:v="urn:schemas-microsoft-com:vml" xmlns:wp14="http://schemas.microsoft.com/office/word/2010/wordprocessingDrawing" xmlns:wp="http://schemas.openxmlformats.org/drawingml/2006/wordprocessingDrawing" xmlns:w10="urn:schemas-microsoft-com:office:word" xmlns:w="http://schemas.openxmlformats.org/wordprocessingml/2006/main" xmlns:w14="http://schemas.microsoft.com/office/word/2010/wordml" xmlns:w15="http://schemas.microsoft.com/office/word/2012/wordml" xmlns:w16cex="http://schemas.microsoft.com/office/word/2018/wordml/cex" xmlns:w16cid="http://schemas.microsoft.com/office/word/2016/wordml/cid" xmlns:w16="http://schemas.microsoft.com/office/word/2018/wordml" xmlns:w16du="http://schemas.microsoft.com/office/word/2023/wordml/word16du" xmlns:w16sdtdh="http://schemas.microsoft.com/office/word/2020/wordml/sdtdatahash" xmlns:w16sdtfl="http://schemas.microsoft.com/office/word/2024/wordml/sdtformatlock" xmlns:w16se="http://schemas.microsoft.com/office/word/2015/wordml/symex" xmlns:wpg="http://schemas.microsoft.com/office/word/2010/wordprocessingGroup" xmlns:wpi="http://schemas.microsoft.com/office/word/2010/wordprocessingInk" xmlns:wne="http://schemas.microsoft.com/office/word/2006/wordml" xmlns:wps="http://schemas.microsoft.com/office/word/2010/wordprocessingShape" mc:Ignorable="w14 w15 w16se w16cid w16 w16cex w16sdtdh w16sdtfl w16du wp14">
   <w:abstractNum w:abstractNumId="0" w15:restartNumberingAfterBreak="0">
+    <w:nsid w:val="0ED00144"/>
+    <w:multiLevelType w:val="hybridMultilevel"/>
+    <w:tmpl w:val="906AC368"/>
+    <w:lvl w:ilvl="0" w:tplc="0C090001">
+      <w:start w:val="1"/>
+      <w:numFmt w:val="bullet"/>
+      <w:lvlText w:val=""/>
+      <w:lvlJc w:val="left"/>
+      <w:pPr>
+        <w:ind w:left="720" w:hanging="360"/>
+      </w:pPr>
+      <w:rPr>
+        <w:rFonts w:ascii="Symbol" w:hAnsi="Symbol" w:hint="default"/>
+      </w:rPr>
+    </w:lvl>
+    <w:lvl w:ilvl="1" w:tplc="0C090003" w:tentative="1">
+      <w:start w:val="1"/>
+      <w:numFmt w:val="bullet"/>
+      <w:lvlText w:val="o"/>
+      <w:lvlJc w:val="left"/>
+      <w:pPr>
+        <w:ind w:left="1440" w:hanging="360"/>
+      </w:pPr>
+      <w:rPr>
+        <w:rFonts w:ascii="Courier New" w:hAnsi="Courier New" w:cs="Courier New" w:hint="default"/>
+      </w:rPr>
+    </w:lvl>
+    <w:lvl w:ilvl="2" w:tplc="0C090005" w:tentative="1">
+      <w:start w:val="1"/>
+      <w:numFmt w:val="bullet"/>
+      <w:lvlText w:val=""/>
+      <w:lvlJc w:val="left"/>
+      <w:pPr>
+        <w:ind w:left="2160" w:hanging="360"/>
+      </w:pPr>
+      <w:rPr>
+        <w:rFonts w:ascii="Wingdings" w:hAnsi="Wingdings" w:hint="default"/>
+      </w:rPr>
+    </w:lvl>
+    <w:lvl w:ilvl="3" w:tplc="0C090001" w:tentative="1">
+      <w:start w:val="1"/>
+      <w:numFmt w:val="bullet"/>
+      <w:lvlText w:val=""/>
+      <w:lvlJc w:val="left"/>
+      <w:pPr>
+        <w:ind w:left="2880" w:hanging="360"/>
+      </w:pPr>
+      <w:rPr>
+        <w:rFonts w:ascii="Symbol" w:hAnsi="Symbol" w:hint="default"/>
+      </w:rPr>
+    </w:lvl>
+    <w:lvl w:ilvl="4" w:tplc="0C090003" w:tentative="1">
+      <w:start w:val="1"/>
+      <w:numFmt w:val="bullet"/>
+      <w:lvlText w:val="o"/>
+      <w:lvlJc w:val="left"/>
+      <w:pPr>
+        <w:ind w:left="3600" w:hanging="360"/>
+      </w:pPr>
+      <w:rPr>
+        <w:rFonts w:ascii="Courier New" w:hAnsi="Courier New" w:cs="Courier New" w:hint="default"/>
+      </w:rPr>
+    </w:lvl>
+    <w:lvl w:ilvl="5" w:tplc="0C090005" w:tentative="1">
+      <w:start w:val="1"/>
+      <w:numFmt w:val="bullet"/>
+      <w:lvlText w:val=""/>
+      <w:lvlJc w:val="left"/>
+      <w:pPr>
+        <w:ind w:left="4320" w:hanging="360"/>
+      </w:pPr>
+      <w:rPr>
+        <w:rFonts w:ascii="Wingdings" w:hAnsi="Wingdings" w:hint="default"/>
+      </w:rPr>
+    </w:lvl>
+    <w:lvl w:ilvl="6" w:tplc="0C090001" w:tentative="1">
+      <w:start w:val="1"/>
+      <w:numFmt w:val="bullet"/>
+      <w:lvlText w:val=""/>
+      <w:lvlJc w:val="left"/>
+      <w:pPr>
+        <w:ind w:left="5040" w:hanging="360"/>
+      </w:pPr>
+      <w:rPr>
+        <w:rFonts w:ascii="Symbol" w:hAnsi="Symbol" w:hint="default"/>
+      </w:rPr>
+    </w:lvl>
+    <w:lvl w:ilvl="7" w:tplc="0C090003" w:tentative="1">
+      <w:start w:val="1"/>
+      <w:numFmt w:val="bullet"/>
+      <w:lvlText w:val="o"/>
+      <w:lvlJc w:val="left"/>
+      <w:pPr>
+        <w:ind w:left="5760" w:hanging="360"/>
+      </w:pPr>
+      <w:rPr>
+        <w:rFonts w:ascii="Courier New" w:hAnsi="Courier New" w:cs="Courier New" w:hint="default"/>
+      </w:rPr>
+    </w:lvl>
+    <w:lvl w:ilvl="8" w:tplc="0C090005" w:tentative="1">
+      <w:start w:val="1"/>
+      <w:numFmt w:val="bullet"/>
+      <w:lvlText w:val=""/>
+      <w:lvlJc w:val="left"/>
+      <w:pPr>
+        <w:ind w:left="6480" w:hanging="360"/>
+      </w:pPr>
+      <w:rPr>
+        <w:rFonts w:ascii="Wingdings" w:hAnsi="Wingdings" w:hint="default"/>
+      </w:rPr>
+    </w:lvl>
+  </w:abstractNum>
+  <w:abstractNum w:abstractNumId="1" w15:restartNumberingAfterBreak="0">
     <w:nsid w:val="42365D56"/>
     <w:multiLevelType w:val="hybridMultilevel"/>
     <w:tmpl w:val="0BDE8138"/>
@@ -519,7 +1137,96 @@
       </w:rPr>
     </w:lvl>
   </w:abstractNum>
-  <w:abstractNum w:abstractNumId="1" w15:restartNumberingAfterBreak="0">
+  <w:abstractNum w:abstractNumId="2" w15:restartNumberingAfterBreak="0">
+    <w:nsid w:val="52DB5E59"/>
+    <w:multiLevelType w:val="hybridMultilevel"/>
+    <w:tmpl w:val="58FC4B80"/>
+    <w:lvl w:ilvl="0" w:tplc="0C09000F">
+      <w:start w:val="1"/>
+      <w:numFmt w:val="decimal"/>
+      <w:lvlText w:val="%1."/>
+      <w:lvlJc w:val="left"/>
+      <w:pPr>
+        <w:ind w:left="720" w:hanging="360"/>
+      </w:pPr>
+      <w:rPr>
+        <w:rFonts w:hint="default"/>
+      </w:rPr>
+    </w:lvl>
+    <w:lvl w:ilvl="1" w:tplc="0C090019" w:tentative="1">
+      <w:start w:val="1"/>
+      <w:numFmt w:val="lowerLetter"/>
+      <w:lvlText w:val="%2."/>
+      <w:lvlJc w:val="left"/>
+      <w:pPr>
+        <w:ind w:left="1440" w:hanging="360"/>
+      </w:pPr>
+    </w:lvl>
+    <w:lvl w:ilvl="2" w:tplc="0C09001B" w:tentative="1">
+      <w:start w:val="1"/>
+      <w:numFmt w:val="lowerRoman"/>
+      <w:lvlText w:val="%3."/>
+      <w:lvlJc w:val="right"/>
+      <w:pPr>
+        <w:ind w:left="2160" w:hanging="180"/>
+      </w:pPr>
+    </w:lvl>
+    <w:lvl w:ilvl="3" w:tplc="0C09000F" w:tentative="1">
+      <w:start w:val="1"/>
+      <w:numFmt w:val="decimal"/>
+      <w:lvlText w:val="%4."/>
+      <w:lvlJc w:val="left"/>
+      <w:pPr>
+        <w:ind w:left="2880" w:hanging="360"/>
+      </w:pPr>
+    </w:lvl>
+    <w:lvl w:ilvl="4" w:tplc="0C090019" w:tentative="1">
+      <w:start w:val="1"/>
+      <w:numFmt w:val="lowerLetter"/>
+      <w:lvlText w:val="%5."/>
+      <w:lvlJc w:val="left"/>
+      <w:pPr>
+        <w:ind w:left="3600" w:hanging="360"/>
+      </w:pPr>
+    </w:lvl>
+    <w:lvl w:ilvl="5" w:tplc="0C09001B" w:tentative="1">
+      <w:start w:val="1"/>
+      <w:numFmt w:val="lowerRoman"/>
+      <w:lvlText w:val="%6."/>
+      <w:lvlJc w:val="right"/>
+      <w:pPr>
+        <w:ind w:left="4320" w:hanging="180"/>
+      </w:pPr>
+    </w:lvl>
+    <w:lvl w:ilvl="6" w:tplc="0C09000F" w:tentative="1">
+      <w:start w:val="1"/>
+      <w:numFmt w:val="decimal"/>
+      <w:lvlText w:val="%7."/>
+      <w:lvlJc w:val="left"/>
+      <w:pPr>
+        <w:ind w:left="5040" w:hanging="360"/>
+      </w:pPr>
+    </w:lvl>
+    <w:lvl w:ilvl="7" w:tplc="0C090019" w:tentative="1">
+      <w:start w:val="1"/>
+      <w:numFmt w:val="lowerLetter"/>
+      <w:lvlText w:val="%8."/>
+      <w:lvlJc w:val="left"/>
+      <w:pPr>
+        <w:ind w:left="5760" w:hanging="360"/>
+      </w:pPr>
+    </w:lvl>
+    <w:lvl w:ilvl="8" w:tplc="0C09001B" w:tentative="1">
+      <w:start w:val="1"/>
+      <w:numFmt w:val="lowerRoman"/>
+      <w:lvlText w:val="%9."/>
+      <w:lvlJc w:val="right"/>
+      <w:pPr>
+        <w:ind w:left="6480" w:hanging="180"/>
+      </w:pPr>
+    </w:lvl>
+  </w:abstractNum>
+  <w:abstractNum w:abstractNumId="3" w15:restartNumberingAfterBreak="0">
     <w:nsid w:val="64933710"/>
     <w:multiLevelType w:val="hybridMultilevel"/>
     <w:tmpl w:val="A0E623CE"/>
@@ -608,7 +1315,7 @@
       </w:pPr>
     </w:lvl>
   </w:abstractNum>
-  <w:abstractNum w:abstractNumId="2" w15:restartNumberingAfterBreak="0">
+  <w:abstractNum w:abstractNumId="4" w15:restartNumberingAfterBreak="0">
     <w:nsid w:val="659F641D"/>
     <w:multiLevelType w:val="hybridMultilevel"/>
     <w:tmpl w:val="56522096"/>
@@ -721,13 +1428,19 @@
     </w:lvl>
   </w:abstractNum>
   <w:num w:numId="1" w16cid:durableId="697312818">
-    <w:abstractNumId w:val="2"/>
+    <w:abstractNumId w:val="4"/>
   </w:num>
   <w:num w:numId="2" w16cid:durableId="489100746">
+    <w:abstractNumId w:val="1"/>
+  </w:num>
+  <w:num w:numId="3" w16cid:durableId="2114353432">
+    <w:abstractNumId w:val="3"/>
+  </w:num>
+  <w:num w:numId="4" w16cid:durableId="251158851">
     <w:abstractNumId w:val="0"/>
   </w:num>
-  <w:num w:numId="3" w16cid:durableId="2114353432">
-    <w:abstractNumId w:val="1"/>
+  <w:num w:numId="5" w16cid:durableId="1298145092">
+    <w:abstractNumId w:val="2"/>
   </w:num>
 </w:numbering>
 </file>
@@ -1132,7 +1845,7 @@
   <w:style w:type="paragraph" w:default="1" w:styleId="Normal">
     <w:name w:val="Normal"/>
     <w:qFormat/>
-    <w:rsid w:val="006B333E"/>
+    <w:rsid w:val="009E7494"/>
     <w:rPr>
       <w:rFonts w:ascii="Calibri" w:hAnsi="Calibri"/>
     </w:rPr>

--- a/Memorandum.docx
+++ b/Memorandum.docx
@@ -625,7 +625,23 @@
           <w:sz w:val="20"/>
           <w:szCs w:val="20"/>
         </w:rPr>
-        <w:t xml:space="preserve"> implementing functionality in accordance with my philosophy of building in stages. As such, </w:t>
+        <w:t xml:space="preserve"> </w:t>
+      </w:r>
+      <w:r>
+        <w:rPr>
+          <w:rFonts w:ascii="Arial" w:hAnsi="Arial" w:cs="Arial"/>
+          <w:sz w:val="20"/>
+          <w:szCs w:val="20"/>
+        </w:rPr>
+        <w:t>adding functionality</w:t>
+      </w:r>
+      <w:r>
+        <w:rPr>
+          <w:rFonts w:ascii="Arial" w:hAnsi="Arial" w:cs="Arial"/>
+          <w:sz w:val="20"/>
+          <w:szCs w:val="20"/>
+        </w:rPr>
+        <w:t xml:space="preserve"> in accordance with my philosophy of building in stages. As such, </w:t>
       </w:r>
       <w:r>
         <w:rPr>
